--- a/Sarene Alsharif - Client Presentation.docx
+++ b/Sarene Alsharif - Client Presentation.docx
@@ -98,7 +98,7 @@
           <w:sz-cs w:val="32"/>
           <w:spacing w:val="0"/>
         </w:rPr>
-        <w:t xml:space="preserve">She started the business after she and her husband were helping Syrian refugees when the war broke out, and through that work met Maen, a skilled tailor who had no shop of his own. Around the same time, she realized most people don't get their clothes repaired not because they don't care, but because they don't have easy access to a good tailor. That's the problem the business was built to solve.</w:t>
+        <w:t xml:space="preserve">She started the business as a direct response to fast fashion, an industry widely documented for its environmental damage, from textile waste to water pollution. While she and her husband were helping Syrian refugees when the war broke out, they met Maen, a tailor with real, valuable skill and no shop to use it in. Around the same time, she saw how the fast fashion industry trains people to throw clothes away instead of repairing them, not because people don't care, but because they don't have easy access to a good tailor. Tad More was built to be the alternative to that throwaway model, and that same idea doesn't stop at clothes. Skilled hands deserve a place to work, wherever they come from.</w:t>
       </w:r>
     </w:p>
     <w:p>
